--- a/flow/20230914_vu_template/drafts/2024-11-g/18-ПН-мчч.Платона і Романа.docx
+++ b/flow/20230914_vu_template/drafts/2024-11-g/18-ПН-мчч.Платона і Романа.docx
@@ -4056,7 +4056,7 @@
           <w:szCs w:val="24"/>
           <w:rtl w:val="0"/>
         </w:rPr>
-        <w:t>Отче преблагий!* Задля великої доброти твого милосердя,* усе ти вивів з небуття як Бог,* накінець же твоєю рукою* створив людинаа на твій образ* і, як людинаолюбець,* відновив його потерпілого переступом* твоїх заповідей.</w:t>
+        <w:t>Отче преблагий!* Задля великої доброти твого милосердя,* усе ти вивів з небуття як Бог,* накінець же твоєю рукою* створив людину на твій образ* і, як Людинолюбець,* відновив його потерпілого переступом* твоїх заповідей.</w:t>
       </w:r>
     </w:p>
     <w:p>
@@ -12572,7 +12572,7 @@
           <w:szCs w:val="24"/>
           <w:rtl w:val="0"/>
         </w:rPr>
-        <w:t>Ми, блудні, у беззаконнях зачаті,* не сміємо поглянути на височінь небесну,* але, маючи довір'я до людинаолюб'я твого, кличемо:* Боже, очисти і спаси нас!</w:t>
+        <w:t>Ми, блудні, у беззаконнях зачаті,* не сміємо поглянути на височінь небесну,* але, маючи довір'я до людинолюб'я твого, кличемо:* Боже, очисти і спаси нас!</w:t>
       </w:r>
     </w:p>
     <w:p>
